--- a/ТЗ.docx
+++ b/ТЗ.docx
@@ -687,13 +687,7 @@
         <w:rPr>
           <w:sz w:val="24"/>
         </w:rPr>
-        <w:t>С</w:t>
-      </w:r>
-      <w:r>
-        <w:rPr>
-          <w:sz w:val="24"/>
-        </w:rPr>
-        <w:t>кладской учет</w:t>
+        <w:t>Система управления складскими остатками</w:t>
       </w:r>
       <w:r>
         <w:rPr>
@@ -732,7 +726,6 @@
         <w:rPr>
           <w:color w:val="auto"/>
           <w:sz w:val="24"/>
-          <w:lang w:val="en-US"/>
         </w:rPr>
         <w:t>19</w:t>
       </w:r>
@@ -3920,10 +3913,7 @@
         <w:t>“</w:t>
       </w:r>
       <w:r>
-        <w:t>С</w:t>
-      </w:r>
-      <w:r>
-        <w:t>кладской учет</w:t>
+        <w:t>Система управления складскими остатками</w:t>
       </w:r>
       <w:r>
         <w:t>”</w:t>
@@ -4209,6 +4199,9 @@
         <w:t>времени</w:t>
       </w:r>
       <w:r>
+        <w:t xml:space="preserve"> опыта</w:t>
+      </w:r>
+      <w:r>
         <w:rPr>
           <w:spacing w:val="-1"/>
         </w:rPr>
@@ -4526,12 +4519,11 @@
       <w:r>
         <w:t>«</w:t>
       </w:r>
-      <w:r>
-        <w:t>С</w:t>
-      </w:r>
-      <w:r>
-        <w:t>кладской учет</w:t>
-      </w:r>
+      <w:bookmarkStart w:id="22" w:name="_Hlk227750801"/>
+      <w:r>
+        <w:t>Система управления складскими остатками</w:t>
+      </w:r>
+      <w:bookmarkEnd w:id="22"/>
       <w:r>
         <w:t xml:space="preserve">» предназначено для комплексного управления </w:t>
       </w:r>
@@ -4546,18 +4538,18 @@
       <w:pPr>
         <w:pStyle w:val="2"/>
       </w:pPr>
-      <w:bookmarkStart w:id="22" w:name="_Toc209615053"/>
+      <w:bookmarkStart w:id="23" w:name="_Toc209615053"/>
       <w:r>
         <w:t>2.2 Цели создания приложения</w:t>
       </w:r>
-      <w:bookmarkEnd w:id="22"/>
+      <w:bookmarkEnd w:id="23"/>
     </w:p>
     <w:p>
       <w:pPr>
         <w:pStyle w:val="3"/>
       </w:pPr>
-      <w:bookmarkStart w:id="23" w:name="_bookmark11"/>
-      <w:bookmarkEnd w:id="23"/>
+      <w:bookmarkStart w:id="24" w:name="_bookmark11"/>
+      <w:bookmarkEnd w:id="24"/>
       <w:r>
         <w:t>2.2.1 Основные цели создания приложения</w:t>
       </w:r>
@@ -4577,8 +4569,8 @@
       <w:pPr>
         <w:pStyle w:val="3"/>
       </w:pPr>
-      <w:bookmarkStart w:id="24" w:name="_bookmark12"/>
-      <w:bookmarkEnd w:id="24"/>
+      <w:bookmarkStart w:id="25" w:name="_bookmark12"/>
+      <w:bookmarkEnd w:id="25"/>
       <w:r>
         <w:t>2.2.2 Целевая аудитория</w:t>
       </w:r>
@@ -4596,9 +4588,9 @@
         <w:pStyle w:val="10"/>
         <w:ind w:firstLine="0"/>
       </w:pPr>
-      <w:bookmarkStart w:id="25" w:name="_bookmark13"/>
-      <w:bookmarkStart w:id="26" w:name="_Toc209615054"/>
-      <w:bookmarkEnd w:id="25"/>
+      <w:bookmarkStart w:id="26" w:name="_bookmark13"/>
+      <w:bookmarkStart w:id="27" w:name="_Toc209615054"/>
+      <w:bookmarkEnd w:id="26"/>
       <w:r>
         <w:lastRenderedPageBreak/>
         <w:t>3</w:t>
@@ -4609,26 +4601,26 @@
       <w:r>
         <w:t xml:space="preserve"> Требования к приложению</w:t>
       </w:r>
-      <w:bookmarkEnd w:id="26"/>
+      <w:bookmarkEnd w:id="27"/>
     </w:p>
     <w:p>
       <w:pPr>
         <w:pStyle w:val="2"/>
       </w:pPr>
-      <w:bookmarkStart w:id="27" w:name="_bookmark14"/>
-      <w:bookmarkStart w:id="28" w:name="_Toc209615055"/>
-      <w:bookmarkEnd w:id="27"/>
+      <w:bookmarkStart w:id="28" w:name="_bookmark14"/>
+      <w:bookmarkStart w:id="29" w:name="_Toc209615055"/>
+      <w:bookmarkEnd w:id="28"/>
       <w:r>
         <w:t>3.1 Требования к приложению в целом</w:t>
       </w:r>
-      <w:bookmarkEnd w:id="28"/>
+      <w:bookmarkEnd w:id="29"/>
     </w:p>
     <w:p>
       <w:pPr>
         <w:pStyle w:val="3"/>
       </w:pPr>
-      <w:bookmarkStart w:id="29" w:name="_bookmark15"/>
-      <w:bookmarkEnd w:id="29"/>
+      <w:bookmarkStart w:id="30" w:name="_bookmark15"/>
+      <w:bookmarkEnd w:id="30"/>
       <w:r>
         <w:t>3.1.1 Требования к структуре и функционированию приложения</w:t>
       </w:r>
@@ -4641,7 +4633,7 @@
         <w:t>Приложение «</w:t>
       </w:r>
       <w:r>
-        <w:t>Складской учет</w:t>
+        <w:t>Система управления складскими остатками</w:t>
       </w:r>
       <w:r>
         <w:t xml:space="preserve">» должно соответствовать современным стандартам юзабилити и функциональности, обеспечивая интуитивно понятный интерфейс для управления </w:t>
@@ -4685,8 +4677,8 @@
       <w:pPr>
         <w:pStyle w:val="3"/>
       </w:pPr>
-      <w:bookmarkStart w:id="30" w:name="_bookmark17"/>
-      <w:bookmarkEnd w:id="30"/>
+      <w:bookmarkStart w:id="31" w:name="_bookmark17"/>
+      <w:bookmarkEnd w:id="31"/>
       <w:r>
         <w:t>3.1.3 Требования к сохранности информации</w:t>
       </w:r>
@@ -4715,8 +4707,8 @@
       <w:pPr>
         <w:pStyle w:val="3"/>
       </w:pPr>
-      <w:bookmarkStart w:id="31" w:name="_bookmark18"/>
-      <w:bookmarkEnd w:id="31"/>
+      <w:bookmarkStart w:id="32" w:name="_bookmark18"/>
+      <w:bookmarkEnd w:id="32"/>
       <w:r>
         <w:t>3.1.4 Требования к разграничению доступа</w:t>
       </w:r>
@@ -4735,9 +4727,9 @@
         <w:ind w:firstLine="0"/>
         <w:jc w:val="center"/>
       </w:pPr>
-      <w:bookmarkStart w:id="32" w:name="_bookmark19"/>
-      <w:bookmarkStart w:id="33" w:name="_Toc209615056"/>
-      <w:bookmarkEnd w:id="32"/>
+      <w:bookmarkStart w:id="33" w:name="_bookmark19"/>
+      <w:bookmarkStart w:id="34" w:name="_Toc209615056"/>
+      <w:bookmarkEnd w:id="33"/>
       <w:r>
         <w:lastRenderedPageBreak/>
         <w:t>3.2 Требования</w:t>
@@ -4787,14 +4779,14 @@
       <w:r>
         <w:t>приложением</w:t>
       </w:r>
-      <w:bookmarkEnd w:id="33"/>
+      <w:bookmarkEnd w:id="34"/>
     </w:p>
     <w:p>
       <w:pPr>
         <w:pStyle w:val="3"/>
       </w:pPr>
-      <w:bookmarkStart w:id="34" w:name="_bookmark20"/>
-      <w:bookmarkEnd w:id="34"/>
+      <w:bookmarkStart w:id="35" w:name="_bookmark20"/>
+      <w:bookmarkEnd w:id="35"/>
       <w:r>
         <w:t>3.2.1 Основные</w:t>
       </w:r>
@@ -4815,8 +4807,8 @@
           <w:rStyle w:val="18"/>
         </w:rPr>
       </w:pPr>
-      <w:bookmarkStart w:id="35" w:name="_bookmark21"/>
-      <w:bookmarkEnd w:id="35"/>
+      <w:bookmarkStart w:id="36" w:name="_bookmark21"/>
+      <w:bookmarkEnd w:id="36"/>
       <w:r>
         <w:rPr>
           <w:rStyle w:val="18"/>
@@ -4965,8 +4957,8 @@
           <w:rStyle w:val="18"/>
         </w:rPr>
       </w:pPr>
-      <w:bookmarkStart w:id="36" w:name="_bookmark22"/>
-      <w:bookmarkEnd w:id="36"/>
+      <w:bookmarkStart w:id="37" w:name="_bookmark22"/>
+      <w:bookmarkEnd w:id="37"/>
     </w:p>
     <w:p>
       <w:pPr>
@@ -4988,7 +4980,7 @@
         <w:t>Приложение «</w:t>
       </w:r>
       <w:r>
-        <w:t>Складской учет</w:t>
+        <w:t>Система управления складскими остатками</w:t>
       </w:r>
       <w:r>
         <w:t>» обеспечивает интуитивно понятное взаимодействие с функционалом за счет тщательно продуманного пользовательского интерфейса, ориентированного на логичность и последовательность действий. Каждый элемент интерфейса разработан с учетом предсказуемости поведения, что позволяет пользователям быстро адаптироваться к работе с системой независимо от уровня технической подготовки.</w:t>
@@ -5025,8 +5017,8 @@
           <w:sz w:val="20"/>
         </w:rPr>
       </w:pPr>
-      <w:bookmarkStart w:id="37" w:name="_bookmark23"/>
-      <w:bookmarkEnd w:id="37"/>
+      <w:bookmarkStart w:id="38" w:name="_bookmark23"/>
+      <w:bookmarkEnd w:id="38"/>
       <w:r>
         <w:rPr>
           <w:rStyle w:val="18"/>
@@ -5039,7 +5031,7 @@
         <w:t>Приложение «</w:t>
       </w:r>
       <w:r>
-        <w:t>Складской учет</w:t>
+        <w:t>Система управления складскими остатками</w:t>
       </w:r>
       <w:r>
         <w:t>» обеспечивает комплексное взаимодействие с данными за счет продуманного функционала, направленного на упрощение процессов учета и анализа. Основой системы является динамический модуль управления операциями, который автоматически структурирует информацию, обеспечивая ее наглядность и доступность для различных сценариев использования.</w:t>
@@ -5072,8 +5064,8 @@
         <w:spacing w:before="90"/>
         <w:ind w:left="0" w:firstLine="0"/>
       </w:pPr>
-      <w:bookmarkStart w:id="38" w:name="_bookmark24"/>
-      <w:bookmarkEnd w:id="38"/>
+      <w:bookmarkStart w:id="39" w:name="_bookmark24"/>
+      <w:bookmarkEnd w:id="39"/>
     </w:p>
     <w:p>
       <w:pPr>
@@ -5531,8 +5523,8 @@
         </w:rPr>
         <w:t xml:space="preserve"> </w:t>
       </w:r>
-      <w:bookmarkStart w:id="39" w:name="_bookmark25"/>
-      <w:bookmarkEnd w:id="39"/>
+      <w:bookmarkStart w:id="40" w:name="_bookmark25"/>
+      <w:bookmarkEnd w:id="40"/>
       <w:r>
         <w:rPr>
           <w:b/>
@@ -5578,8 +5570,8 @@
       <w:pPr>
         <w:pStyle w:val="3"/>
       </w:pPr>
-      <w:bookmarkStart w:id="40" w:name="_bookmark26"/>
-      <w:bookmarkEnd w:id="40"/>
+      <w:bookmarkStart w:id="41" w:name="_bookmark26"/>
+      <w:bookmarkEnd w:id="41"/>
       <w:r>
         <w:lastRenderedPageBreak/>
         <w:t>3.2.2 Требования</w:t>
@@ -5619,10 +5611,10 @@
           <w:rStyle w:val="18"/>
         </w:rPr>
       </w:pPr>
-      <w:bookmarkStart w:id="41" w:name="_bookmark27"/>
-      <w:bookmarkStart w:id="42" w:name="_bookmark28"/>
-      <w:bookmarkEnd w:id="41"/>
+      <w:bookmarkStart w:id="42" w:name="_bookmark27"/>
+      <w:bookmarkStart w:id="43" w:name="_bookmark28"/>
       <w:bookmarkEnd w:id="42"/>
+      <w:bookmarkEnd w:id="43"/>
       <w:r>
         <w:rPr>
           <w:rStyle w:val="18"/>
@@ -5642,8 +5634,8 @@
       <w:pPr>
         <w:pStyle w:val="3"/>
       </w:pPr>
-      <w:bookmarkStart w:id="43" w:name="_bookmark29"/>
-      <w:bookmarkEnd w:id="43"/>
+      <w:bookmarkStart w:id="44" w:name="_bookmark29"/>
+      <w:bookmarkEnd w:id="44"/>
       <w:r>
         <w:t>3.2.3 Функциональные возможности разделов</w:t>
       </w:r>
@@ -6837,8 +6829,8 @@
       <w:pPr>
         <w:pStyle w:val="3"/>
       </w:pPr>
-      <w:bookmarkStart w:id="44" w:name="_bookmark31"/>
-      <w:bookmarkEnd w:id="44"/>
+      <w:bookmarkStart w:id="45" w:name="_bookmark31"/>
+      <w:bookmarkEnd w:id="45"/>
       <w:r>
         <w:t>3.2.4 Требования</w:t>
       </w:r>
@@ -6865,8 +6857,8 @@
       <w:pPr>
         <w:pStyle w:val="ad"/>
       </w:pPr>
-      <w:bookmarkStart w:id="45" w:name="_bookmark32"/>
-      <w:bookmarkEnd w:id="45"/>
+      <w:bookmarkStart w:id="46" w:name="_bookmark32"/>
+      <w:bookmarkEnd w:id="46"/>
       <w:r>
         <w:rPr>
           <w:rStyle w:val="18"/>
@@ -6879,7 +6871,7 @@
         <w:t>Дизайн приложения «</w:t>
       </w:r>
       <w:r>
-        <w:t>Складской учет</w:t>
+        <w:t>Система управления складскими остатками</w:t>
       </w:r>
       <w:r>
         <w:t>» создан с ориентацией на потребности пользователей, стремящихся к эффективному управлению</w:t>
@@ -6896,14 +6888,11 @@
         <w:t xml:space="preserve">Интерфейс спроектирован так, чтобы подчеркнуть значимость </w:t>
       </w:r>
       <w:r>
+        <w:lastRenderedPageBreak/>
         <w:t>складского учета</w:t>
       </w:r>
       <w:r>
-        <w:t xml:space="preserve">, сохраняя при этом простоту навигации. Основной фон </w:t>
-      </w:r>
-      <w:r>
-        <w:lastRenderedPageBreak/>
-        <w:t>выполнен в светлых оттенках, что способствует снижению зрительной нагрузки при длительной работе.</w:t>
+        <w:t>, сохраняя при этом простоту навигации. Основной фон выполнен в светлых оттенках, что способствует снижению зрительной нагрузки при длительной работе.</w:t>
       </w:r>
     </w:p>
     <w:p>
@@ -6921,8 +6910,8 @@
           <w:rStyle w:val="18"/>
         </w:rPr>
       </w:pPr>
-      <w:bookmarkStart w:id="46" w:name="_bookmark33"/>
-      <w:bookmarkEnd w:id="46"/>
+      <w:bookmarkStart w:id="47" w:name="_bookmark33"/>
+      <w:bookmarkEnd w:id="47"/>
       <w:r>
         <w:rPr>
           <w:rStyle w:val="18"/>
@@ -7000,8 +6989,8 @@
       <w:r>
         <w:t>Окно вычета товаров.</w:t>
       </w:r>
-      <w:bookmarkStart w:id="47" w:name="_bookmark35"/>
-      <w:bookmarkEnd w:id="47"/>
+      <w:bookmarkStart w:id="48" w:name="_bookmark35"/>
+      <w:bookmarkEnd w:id="48"/>
     </w:p>
     <w:p>
       <w:pPr>
@@ -7010,8 +6999,8 @@
           <w:rStyle w:val="18"/>
         </w:rPr>
       </w:pPr>
-      <w:bookmarkStart w:id="48" w:name="_bookmark36"/>
-      <w:bookmarkEnd w:id="48"/>
+      <w:bookmarkStart w:id="49" w:name="_bookmark36"/>
+      <w:bookmarkEnd w:id="49"/>
       <w:r>
         <w:rPr>
           <w:rStyle w:val="18"/>
@@ -7027,7 +7016,7 @@
         <w:t>Главное окно приложения «</w:t>
       </w:r>
       <w:r>
-        <w:t>Складской учет</w:t>
+        <w:t>Система управления складскими остатками</w:t>
       </w:r>
       <w:r>
         <w:t xml:space="preserve">» служит центральным узлом управления </w:t>
@@ -7119,8 +7108,8 @@
       <w:pPr>
         <w:pStyle w:val="3"/>
       </w:pPr>
-      <w:bookmarkStart w:id="49" w:name="_bookmark38"/>
-      <w:bookmarkEnd w:id="49"/>
+      <w:bookmarkStart w:id="50" w:name="_bookmark38"/>
+      <w:bookmarkEnd w:id="50"/>
       <w:r>
         <w:t>3.2.5 Эскизы окон</w:t>
       </w:r>
@@ -7143,7 +7132,7 @@
       <w:pPr>
         <w:pStyle w:val="2"/>
       </w:pPr>
-      <w:bookmarkStart w:id="50" w:name="_Toc209615057"/>
+      <w:bookmarkStart w:id="51" w:name="_Toc209615057"/>
       <w:r>
         <w:t>3.3 Требования</w:t>
       </w:r>
@@ -7165,14 +7154,14 @@
       <w:r>
         <w:t>приложению</w:t>
       </w:r>
-      <w:bookmarkEnd w:id="50"/>
+      <w:bookmarkEnd w:id="51"/>
     </w:p>
     <w:p>
       <w:pPr>
         <w:pStyle w:val="3"/>
       </w:pPr>
-      <w:bookmarkStart w:id="51" w:name="_bookmark44"/>
-      <w:bookmarkEnd w:id="51"/>
+      <w:bookmarkStart w:id="52" w:name="_bookmark44"/>
+      <w:bookmarkEnd w:id="52"/>
       <w:r>
         <w:t>3.3.1 Общие требования</w:t>
       </w:r>
@@ -7185,10 +7174,14 @@
         <w:t>Приложение «</w:t>
       </w:r>
       <w:r>
-        <w:t>Складской учет</w:t>
-      </w:r>
-      <w:r>
-        <w:t xml:space="preserve">» разработано с учетом </w:t>
+        <w:t>Система управления складскими остатками</w:t>
+      </w:r>
+      <w:r>
+        <w:t xml:space="preserve">» разработано </w:t>
+      </w:r>
+      <w:r>
+        <w:lastRenderedPageBreak/>
+        <w:t xml:space="preserve">с учетом </w:t>
       </w:r>
       <w:r>
         <w:t>всех</w:t>
@@ -7200,11 +7193,7 @@
         <w:t>складских предприятий</w:t>
       </w:r>
       <w:r>
-        <w:t xml:space="preserve">, чтобы обеспечить </w:t>
-      </w:r>
-      <w:r>
-        <w:lastRenderedPageBreak/>
-        <w:t xml:space="preserve">эффективное управление. Интерфейс сочетает минималистичный дизайн с полным набором инструментов для учета </w:t>
+        <w:t xml:space="preserve">, чтобы обеспечить эффективное управление. Интерфейс сочетает минималистичный дизайн с полным набором инструментов для учета </w:t>
       </w:r>
       <w:r>
         <w:t>складских остатков и их товаров.</w:t>
@@ -7231,8 +7220,8 @@
       <w:pPr>
         <w:pStyle w:val="3"/>
       </w:pPr>
-      <w:bookmarkStart w:id="52" w:name="_bookmark47"/>
-      <w:bookmarkEnd w:id="52"/>
+      <w:bookmarkStart w:id="53" w:name="_bookmark47"/>
+      <w:bookmarkEnd w:id="53"/>
       <w:r>
         <w:t>3.3.2 Требования к структуре и навигации</w:t>
       </w:r>
@@ -7242,7 +7231,7 @@
         <w:t>Приложение «</w:t>
       </w:r>
       <w:r>
-        <w:t>Складской учет</w:t>
+        <w:t>Система управления складскими остатками</w:t>
       </w:r>
       <w:r>
         <w:t>» спроектировано с учетом анализа потребностей пользователей, что обеспечило создание логичной и интуитивно понятной структуры. Навигация организована таким образом, чтобы ключевые функции были доступны в минимальное количество действий — переход между основными разделами выполняется не более чем в два клика от главного экрана.</w:t>
@@ -7279,7 +7268,7 @@
         <w:t>Визуальный стиль приложения «</w:t>
       </w:r>
       <w:r>
-        <w:t>Складской учет</w:t>
+        <w:t>Система управления складскими остатками</w:t>
       </w:r>
       <w:r>
         <w:t>» разработан с учетом потребностей пользователей, ориентированных на точность и комфорт при работе с</w:t>
@@ -7332,7 +7321,7 @@
       <w:pPr>
         <w:pStyle w:val="10"/>
       </w:pPr>
-      <w:bookmarkStart w:id="53" w:name="_Toc209615058"/>
+      <w:bookmarkStart w:id="54" w:name="_Toc209615058"/>
       <w:r>
         <w:lastRenderedPageBreak/>
         <w:t>4</w:t>
@@ -7397,7 +7386,7 @@
       <w:r>
         <w:t>приложения</w:t>
       </w:r>
-      <w:bookmarkEnd w:id="53"/>
+      <w:bookmarkEnd w:id="54"/>
     </w:p>
     <w:p>
       <w:pPr>
@@ -8314,9 +8303,9 @@
       <w:pPr>
         <w:pStyle w:val="10"/>
       </w:pPr>
-      <w:bookmarkStart w:id="54" w:name="_bookmark51"/>
-      <w:bookmarkStart w:id="55" w:name="_Toc209615059"/>
-      <w:bookmarkEnd w:id="54"/>
+      <w:bookmarkStart w:id="55" w:name="_bookmark51"/>
+      <w:bookmarkStart w:id="56" w:name="_Toc209615059"/>
+      <w:bookmarkEnd w:id="55"/>
       <w:r>
         <w:lastRenderedPageBreak/>
         <w:t>5</w:t>
@@ -8363,23 +8352,23 @@
       <w:r>
         <w:t>приложения</w:t>
       </w:r>
-      <w:bookmarkEnd w:id="55"/>
+      <w:bookmarkEnd w:id="56"/>
     </w:p>
     <w:p>
       <w:pPr>
         <w:pStyle w:val="2"/>
       </w:pPr>
-      <w:bookmarkStart w:id="56" w:name="_bookmark52"/>
-      <w:bookmarkStart w:id="57" w:name="_Toc209615060"/>
-      <w:bookmarkEnd w:id="56"/>
+      <w:bookmarkStart w:id="57" w:name="_bookmark52"/>
+      <w:bookmarkStart w:id="58" w:name="_Toc209615060"/>
+      <w:bookmarkEnd w:id="57"/>
       <w:r>
         <w:t>5.1 Виды, состав, объем и методы испытаний</w:t>
       </w:r>
-      <w:bookmarkEnd w:id="57"/>
-    </w:p>
-    <w:p>
-      <w:bookmarkStart w:id="58" w:name="_bookmark53"/>
       <w:bookmarkEnd w:id="58"/>
+    </w:p>
+    <w:p>
+      <w:bookmarkStart w:id="59" w:name="_bookmark53"/>
+      <w:bookmarkEnd w:id="59"/>
       <w:r>
         <w:t xml:space="preserve">Для обеспечения качества и надежности приложения запланирован комплекс испытаний, включающий функциональное, юзабилити и нагрузочное тестирование. Функциональные испытания охватывают проверку всех ключевых сценариев работы: создание и редактирование мероприятий, настройка уведомлений, синхронизация с календарем и корректность отображения данных в разных представлениях (день/неделя/месяц). Тестирование проводится как в ручном режиме с составлением подробных тест-кейсов, так и с использованием автоматизированных инструментов для регрессионной проверки.  </w:t>
       </w:r>
@@ -8393,20 +8382,20 @@
       <w:pPr>
         <w:pStyle w:val="2"/>
       </w:pPr>
-      <w:bookmarkStart w:id="59" w:name="_Toc209615061"/>
+      <w:bookmarkStart w:id="60" w:name="_Toc209615061"/>
       <w:r>
         <w:t>5.2 Общие требования к приемке приложения</w:t>
       </w:r>
-      <w:bookmarkEnd w:id="59"/>
-    </w:p>
-    <w:p>
-      <w:pPr>
-        <w:pStyle w:val="ad"/>
-      </w:pPr>
-      <w:bookmarkStart w:id="60" w:name="_bookmark55"/>
-      <w:bookmarkStart w:id="61" w:name="_bookmark54"/>
       <w:bookmarkEnd w:id="60"/>
+    </w:p>
+    <w:p>
+      <w:pPr>
+        <w:pStyle w:val="ad"/>
+      </w:pPr>
+      <w:bookmarkStart w:id="61" w:name="_bookmark55"/>
+      <w:bookmarkStart w:id="62" w:name="_bookmark54"/>
       <w:bookmarkEnd w:id="61"/>
+      <w:bookmarkEnd w:id="62"/>
       <w:r>
         <w:t xml:space="preserve">Приемка приложения для организации мероприятий осуществляется после полного завершения всех этапов разработки и тестирования. Основным критерием является соответствие функциональности приложения утвержденным требованиям, включая корректную работу календаря, создание и редактирование мероприятий, настройку уведомлений, а также интеграцию с академическим расписанием колледжа. Приложение должно быть стабильным, без критических ошибок, и обеспечивать плавную работу на всех заявленных платформах и устройствах.  </w:t>
       </w:r>
@@ -8435,7 +8424,7 @@
       <w:pPr>
         <w:pStyle w:val="2"/>
       </w:pPr>
-      <w:bookmarkStart w:id="62" w:name="_Toc209615062"/>
+      <w:bookmarkStart w:id="63" w:name="_Toc209615062"/>
       <w:r>
         <w:t>5.3 Требования</w:t>
       </w:r>
@@ -8484,7 +8473,7 @@
       <w:r>
         <w:t>работ</w:t>
       </w:r>
-      <w:bookmarkEnd w:id="62"/>
+      <w:bookmarkEnd w:id="63"/>
       <w:r>
         <w:rPr>
           <w:spacing w:val="15"/>
